--- a/Coding 1 - year/Unit 7 - Project Development/Daily Lesson Plans/Word/Day 158.docx
+++ b/Coding 1 - year/Unit 7 - Project Development/Daily Lesson Plans/Word/Day 158.docx
@@ -50,12 +50,15 @@
               </w:rPr>
               <w:t xml:space="preserve">Coding I — Full Year</w:t>
             </w:r>
-          </w:p>
-          <w:p>
-            <w:pPr>
-              <w:spacing w:before="40"/>
-              <w:jc w:val="center"/>
-            </w:pPr>
+            <w:r>
+              <w:rPr>
+                <w:rFonts w:ascii="Arial" w:cs="Arial" w:eastAsia="Arial" w:hAnsi="Arial"/>
+                <w:sz w:val="16"/>
+                <w:szCs w:val="16"/>
+              </w:rPr>
+              <w:br/>
+              <w:t xml:space="preserve"/>
+            </w:r>
             <w:r>
               <w:rPr>
                 <w:rFonts w:ascii="Arial" w:cs="Arial" w:eastAsia="Arial" w:hAnsi="Arial"/>
@@ -83,7 +86,7 @@
           <w:rFonts w:ascii="Arial" w:cs="Arial" w:eastAsia="Arial" w:hAnsi="Arial"/>
           <w:b/>
           <w:bCs/>
-          <w:color w:val="1F3864"/>
+          <w:color w:val="2B5797"/>
           <w:sz w:val="32"/>
           <w:szCs w:val="32"/>
         </w:rPr>
@@ -261,9 +264,9 @@
               <w:right w:val="single" w:color="CCCCCC" w:sz="1"/>
             </w:tcBorders>
             <w:tcMar>
-              <w:top w:type="dxa" w:w="60"/>
+              <w:top w:type="dxa" w:w="80"/>
               <w:left w:type="dxa" w:w="120"/>
-              <w:bottom w:type="dxa" w:w="60"/>
+              <w:bottom w:type="dxa" w:w="80"/>
               <w:right w:type="dxa" w:w="120"/>
             </w:tcMar>
           </w:tcPr>
@@ -290,20 +293,213 @@
               <w:right w:val="single" w:color="CCCCCC" w:sz="1"/>
             </w:tcBorders>
             <w:tcMar>
-              <w:top w:type="dxa" w:w="60"/>
+              <w:top w:type="dxa" w:w="80"/>
               <w:left w:type="dxa" w:w="120"/>
-              <w:bottom w:type="dxa" w:w="60"/>
+              <w:bottom w:type="dxa" w:w="80"/>
               <w:right w:type="dxa" w:w="120"/>
             </w:tcMar>
           </w:tcPr>
           <w:p>
-            <w:r>
-              <w:rPr>
-                <w:rFonts w:ascii="Arial" w:cs="Arial" w:eastAsia="Arial" w:hAnsi="Arial"/>
-                <w:sz w:val="20"/>
-                <w:szCs w:val="20"/>
+            <w:pPr>
+              <w:spacing w:after="80" w:before="80"/>
+            </w:pPr>
+            <w:r>
+              <w:rPr>
+                <w:rFonts w:ascii="Arial" w:cs="Arial" w:eastAsia="Arial" w:hAnsi="Arial"/>
+                <w:b/>
+                <w:bCs/>
+                <w:i w:val="false"/>
+                <w:iCs w:val="false"/>
+                <w:color w:val="000000"/>
+                <w:sz w:val="22"/>
+                <w:szCs w:val="22"/>
               </w:rPr>
               <w:t xml:space="preserve">Bell Ringer / Review</w:t>
+            </w:r>
+            <w:r>
+              <w:rPr>
+                <w:rFonts w:ascii="Arial" w:cs="Arial" w:eastAsia="Arial" w:hAnsi="Arial"/>
+                <w:sz w:val="20"/>
+                <w:szCs w:val="20"/>
+              </w:rPr>
+              <w:br/>
+              <w:t xml:space="preserve"/>
+            </w:r>
+            <w:r>
+              <w:rPr>
+                <w:rFonts w:ascii="Arial" w:cs="Arial" w:eastAsia="Arial" w:hAnsi="Arial"/>
+                <w:sz w:val="20"/>
+                <w:szCs w:val="20"/>
+              </w:rPr>
+              <w:br/>
+              <w:t xml:space="preserve"/>
+            </w:r>
+            <w:r>
+              <w:rPr>
+                <w:rFonts w:ascii="Arial" w:cs="Arial" w:eastAsia="Arial" w:hAnsi="Arial"/>
+                <w:b/>
+                <w:bCs/>
+                <w:i w:val="false"/>
+                <w:iCs w:val="false"/>
+                <w:color w:val="000000"/>
+                <w:sz w:val="20"/>
+                <w:szCs w:val="20"/>
+              </w:rPr>
+              <w:t xml:space="preserve">Quick Write </w:t>
+            </w:r>
+            <w:r>
+              <w:rPr>
+                <w:rFonts w:ascii="Arial" w:cs="Arial" w:eastAsia="Arial" w:hAnsi="Arial"/>
+                <w:b w:val="false"/>
+                <w:bCs w:val="false"/>
+                <w:i w:val="false"/>
+                <w:iCs w:val="false"/>
+                <w:color w:val="000000"/>
+                <w:sz w:val="20"/>
+                <w:szCs w:val="20"/>
+              </w:rPr>
+              <w:t xml:space="preserve">(3 min — written or verbal):</w:t>
+            </w:r>
+            <w:r>
+              <w:rPr>
+                <w:rFonts w:ascii="Arial" w:cs="Arial" w:eastAsia="Arial" w:hAnsi="Arial"/>
+                <w:sz w:val="20"/>
+                <w:szCs w:val="20"/>
+              </w:rPr>
+              <w:br/>
+              <w:t xml:space="preserve"/>
+            </w:r>
+            <w:r>
+              <w:rPr>
+                <w:rFonts w:ascii="Arial" w:cs="Arial" w:eastAsia="Arial" w:hAnsi="Arial"/>
+                <w:b w:val="false"/>
+                <w:bCs w:val="false"/>
+                <w:i w:val="false"/>
+                <w:iCs w:val="false"/>
+                <w:color w:val="000000"/>
+                <w:sz w:val="20"/>
+                <w:szCs w:val="20"/>
+              </w:rPr>
+              <w:t xml:space="preserve">    In your own words: Continue building core features, integrate with existing code, and refine the MVP toward a complete solution?</w:t>
+            </w:r>
+            <w:r>
+              <w:rPr>
+                <w:rFonts w:ascii="Arial" w:cs="Arial" w:eastAsia="Arial" w:hAnsi="Arial"/>
+                <w:sz w:val="20"/>
+                <w:szCs w:val="20"/>
+              </w:rPr>
+              <w:br/>
+              <w:t xml:space="preserve"/>
+            </w:r>
+            <w:r>
+              <w:rPr>
+                <w:rFonts w:ascii="Arial" w:cs="Arial" w:eastAsia="Arial" w:hAnsi="Arial"/>
+                <w:sz w:val="20"/>
+                <w:szCs w:val="20"/>
+              </w:rPr>
+              <w:br/>
+              <w:t xml:space="preserve"/>
+            </w:r>
+            <w:r>
+              <w:rPr>
+                <w:rFonts w:ascii="Arial" w:cs="Arial" w:eastAsia="Arial" w:hAnsi="Arial"/>
+                <w:b/>
+                <w:bCs/>
+                <w:i w:val="false"/>
+                <w:iCs w:val="false"/>
+                <w:color w:val="000000"/>
+                <w:sz w:val="20"/>
+                <w:szCs w:val="20"/>
+              </w:rPr>
+              <w:t xml:space="preserve">Vocabulary Preview — </w:t>
+            </w:r>
+            <w:r>
+              <w:rPr>
+                <w:rFonts w:ascii="Arial" w:cs="Arial" w:eastAsia="Arial" w:hAnsi="Arial"/>
+                <w:b w:val="false"/>
+                <w:bCs w:val="false"/>
+                <w:i w:val="false"/>
+                <w:iCs w:val="false"/>
+                <w:color w:val="000000"/>
+                <w:sz w:val="20"/>
+                <w:szCs w:val="20"/>
+              </w:rPr>
+              <w:t xml:space="preserve">terms we'll use today:</w:t>
+            </w:r>
+            <w:r>
+              <w:rPr>
+                <w:rFonts w:ascii="Arial" w:cs="Arial" w:eastAsia="Arial" w:hAnsi="Arial"/>
+                <w:sz w:val="20"/>
+                <w:szCs w:val="20"/>
+              </w:rPr>
+              <w:br/>
+              <w:t xml:space="preserve"/>
+            </w:r>
+            <w:r>
+              <w:rPr>
+                <w:rFonts w:ascii="Arial" w:cs="Arial" w:eastAsia="Arial" w:hAnsi="Arial"/>
+                <w:b w:val="false"/>
+                <w:bCs w:val="false"/>
+                <w:i w:val="false"/>
+                <w:iCs w:val="false"/>
+                <w:color w:val="000000"/>
+                <w:sz w:val="20"/>
+                <w:szCs w:val="20"/>
+              </w:rPr>
+              <w:t xml:space="preserve">    • Data Flow Example   •   Check at each step   •   If Day 157 went well   •   If you found bugs in Day 157   •   Benefits</w:t>
+            </w:r>
+            <w:r>
+              <w:rPr>
+                <w:rFonts w:ascii="Arial" w:cs="Arial" w:eastAsia="Arial" w:hAnsi="Arial"/>
+                <w:sz w:val="20"/>
+                <w:szCs w:val="20"/>
+              </w:rPr>
+              <w:br/>
+              <w:t xml:space="preserve"/>
+            </w:r>
+            <w:r>
+              <w:rPr>
+                <w:rFonts w:ascii="Arial" w:cs="Arial" w:eastAsia="Arial" w:hAnsi="Arial"/>
+                <w:sz w:val="20"/>
+                <w:szCs w:val="20"/>
+              </w:rPr>
+              <w:br/>
+              <w:t xml:space="preserve"/>
+            </w:r>
+            <w:r>
+              <w:rPr>
+                <w:rFonts w:ascii="Arial" w:cs="Arial" w:eastAsia="Arial" w:hAnsi="Arial"/>
+                <w:b w:val="false"/>
+                <w:bCs w:val="false"/>
+                <w:i/>
+                <w:iCs/>
+                <w:color w:val="444444"/>
+                <w:sz w:val="20"/>
+                <w:szCs w:val="20"/>
+              </w:rPr>
+              <w:t xml:space="preserve">Today's Goal: By the end of class you will be able to continue building core features, integrate with existing code, and refine the MVP toward a complete solution.</w:t>
+            </w:r>
+            <w:r>
+              <w:rPr>
+                <w:rFonts w:ascii="Arial" w:cs="Arial" w:eastAsia="Arial" w:hAnsi="Arial"/>
+                <w:sz w:val="20"/>
+                <w:szCs w:val="20"/>
+              </w:rPr>
+              <w:br/>
+              <w:t xml:space="preserve"/>
+            </w:r>
+            <w:r>
+              <w:rPr>
+                <w:rFonts w:ascii="Arial" w:cs="Arial" w:eastAsia="Arial" w:hAnsi="Arial"/>
+                <w:b w:val="false"/>
+                <w:bCs w:val="false"/>
+                <w:i/>
+                <w:iCs/>
+                <w:color w:val="555555"/>
+                <w:sz w:val="20"/>
+                <w:szCs w:val="20"/>
+              </w:rPr>
+              <w:t xml:space="preserve">→ Pair-share your response, then 2–3 students share with the class.</w:t>
             </w:r>
           </w:p>
         </w:tc>
@@ -319,9 +515,9 @@
               <w:right w:val="single" w:color="CCCCCC" w:sz="1"/>
             </w:tcBorders>
             <w:tcMar>
-              <w:top w:type="dxa" w:w="60"/>
+              <w:top w:type="dxa" w:w="80"/>
               <w:left w:type="dxa" w:w="120"/>
-              <w:bottom w:type="dxa" w:w="60"/>
+              <w:bottom w:type="dxa" w:w="80"/>
               <w:right w:type="dxa" w:w="120"/>
             </w:tcMar>
           </w:tcPr>
@@ -348,20 +544,468 @@
               <w:right w:val="single" w:color="CCCCCC" w:sz="1"/>
             </w:tcBorders>
             <w:tcMar>
-              <w:top w:type="dxa" w:w="60"/>
+              <w:top w:type="dxa" w:w="80"/>
               <w:left w:type="dxa" w:w="120"/>
-              <w:bottom w:type="dxa" w:w="60"/>
+              <w:bottom w:type="dxa" w:w="80"/>
               <w:right w:type="dxa" w:w="120"/>
             </w:tcMar>
           </w:tcPr>
           <w:p>
-            <w:r>
-              <w:rPr>
-                <w:rFonts w:ascii="Arial" w:cs="Arial" w:eastAsia="Arial" w:hAnsi="Arial"/>
-                <w:sz w:val="20"/>
-                <w:szCs w:val="20"/>
-              </w:rPr>
-              <w:t xml:space="preserve">Mini Lesson: Core Feature Development — Work Day 2</w:t>
+            <w:pPr>
+              <w:spacing w:after="80" w:before="80"/>
+            </w:pPr>
+            <w:r>
+              <w:rPr>
+                <w:rFonts w:ascii="Arial" w:cs="Arial" w:eastAsia="Arial" w:hAnsi="Arial"/>
+                <w:b/>
+                <w:bCs/>
+                <w:i w:val="false"/>
+                <w:iCs w:val="false"/>
+                <w:color w:val="000000"/>
+                <w:sz w:val="22"/>
+                <w:szCs w:val="22"/>
+              </w:rPr>
+              <w:t xml:space="preserve">Mini Lesson: </w:t>
+            </w:r>
+            <w:r>
+              <w:rPr>
+                <w:rFonts w:ascii="Arial" w:cs="Arial" w:eastAsia="Arial" w:hAnsi="Arial"/>
+                <w:b w:val="false"/>
+                <w:bCs w:val="false"/>
+                <w:i w:val="false"/>
+                <w:iCs w:val="false"/>
+                <w:color w:val="000000"/>
+                <w:sz w:val="22"/>
+                <w:szCs w:val="22"/>
+              </w:rPr>
+              <w:t xml:space="preserve">Core Feature Development — Work Day 2</w:t>
+            </w:r>
+            <w:r>
+              <w:rPr>
+                <w:rFonts w:ascii="Arial" w:cs="Arial" w:eastAsia="Arial" w:hAnsi="Arial"/>
+                <w:sz w:val="20"/>
+                <w:szCs w:val="20"/>
+              </w:rPr>
+              <w:br/>
+              <w:t xml:space="preserve"/>
+            </w:r>
+            <w:r>
+              <w:rPr>
+                <w:rFonts w:ascii="Arial" w:cs="Arial" w:eastAsia="Arial" w:hAnsi="Arial"/>
+                <w:sz w:val="20"/>
+                <w:szCs w:val="20"/>
+              </w:rPr>
+              <w:br/>
+              <w:t xml:space="preserve"/>
+            </w:r>
+            <w:r>
+              <w:rPr>
+                <w:rFonts w:ascii="Arial" w:cs="Arial" w:eastAsia="Arial" w:hAnsi="Arial"/>
+                <w:b/>
+                <w:bCs/>
+                <w:i/>
+                <w:iCs/>
+                <w:color w:val="000000"/>
+                <w:sz w:val="20"/>
+                <w:szCs w:val="20"/>
+              </w:rPr>
+              <w:t xml:space="preserve">Learning Target: </w:t>
+            </w:r>
+            <w:r>
+              <w:rPr>
+                <w:rFonts w:ascii="Arial" w:cs="Arial" w:eastAsia="Arial" w:hAnsi="Arial"/>
+                <w:b w:val="false"/>
+                <w:bCs w:val="false"/>
+                <w:i/>
+                <w:iCs/>
+                <w:color w:val="333333"/>
+                <w:sz w:val="20"/>
+                <w:szCs w:val="20"/>
+              </w:rPr>
+              <w:t xml:space="preserve">I can continue building core features, integrate with existing code, and refine the MVP toward a complete solution.</w:t>
+            </w:r>
+            <w:r>
+              <w:rPr>
+                <w:rFonts w:ascii="Arial" w:cs="Arial" w:eastAsia="Arial" w:hAnsi="Arial"/>
+                <w:sz w:val="20"/>
+                <w:szCs w:val="20"/>
+              </w:rPr>
+              <w:br/>
+              <w:t xml:space="preserve"/>
+            </w:r>
+            <w:r>
+              <w:rPr>
+                <w:rFonts w:ascii="Arial" w:cs="Arial" w:eastAsia="Arial" w:hAnsi="Arial"/>
+                <w:sz w:val="20"/>
+                <w:szCs w:val="20"/>
+              </w:rPr>
+              <w:br/>
+              <w:t xml:space="preserve"/>
+            </w:r>
+            <w:r>
+              <w:rPr>
+                <w:rFonts w:ascii="Arial" w:cs="Arial" w:eastAsia="Arial" w:hAnsi="Arial"/>
+                <w:b w:val="false"/>
+                <w:bCs w:val="false"/>
+                <w:i w:val="false"/>
+                <w:iCs w:val="false"/>
+                <w:color w:val="000000"/>
+                <w:sz w:val="20"/>
+                <w:szCs w:val="20"/>
+              </w:rPr>
+              <w:t xml:space="preserve">Today you're building on top of functions from Day 157. Key point: Make sure data flows correctly between functions.</w:t>
+            </w:r>
+            <w:r>
+              <w:rPr>
+                <w:rFonts w:ascii="Arial" w:cs="Arial" w:eastAsia="Arial" w:hAnsi="Arial"/>
+                <w:sz w:val="20"/>
+                <w:szCs w:val="20"/>
+              </w:rPr>
+              <w:br/>
+              <w:t xml:space="preserve"/>
+            </w:r>
+            <w:r>
+              <w:rPr>
+                <w:rFonts w:ascii="Arial" w:cs="Arial" w:eastAsia="Arial" w:hAnsi="Arial"/>
+                <w:b w:val="false"/>
+                <w:bCs w:val="false"/>
+                <w:i w:val="false"/>
+                <w:iCs w:val="false"/>
+                <w:color w:val="000000"/>
+                <w:sz w:val="20"/>
+                <w:szCs w:val="20"/>
+              </w:rPr>
+              <w:t xml:space="preserve">Sit with a peer. One person codes, the other watches and suggests improvements. Swap after 15 minutes.</w:t>
+            </w:r>
+            <w:r>
+              <w:rPr>
+                <w:rFonts w:ascii="Arial" w:cs="Arial" w:eastAsia="Arial" w:hAnsi="Arial"/>
+                <w:sz w:val="20"/>
+                <w:szCs w:val="20"/>
+              </w:rPr>
+              <w:br/>
+              <w:t xml:space="preserve"/>
+            </w:r>
+            <w:r>
+              <w:rPr>
+                <w:rFonts w:ascii="Arial" w:cs="Arial" w:eastAsia="Arial" w:hAnsi="Arial"/>
+                <w:sz w:val="20"/>
+                <w:szCs w:val="20"/>
+              </w:rPr>
+              <w:br/>
+              <w:t xml:space="preserve"/>
+            </w:r>
+            <w:r>
+              <w:rPr>
+                <w:rFonts w:ascii="Arial" w:cs="Arial" w:eastAsia="Arial" w:hAnsi="Arial"/>
+                <w:b/>
+                <w:bCs/>
+                <w:i w:val="false"/>
+                <w:iCs w:val="false"/>
+                <w:color w:val="000000"/>
+                <w:sz w:val="20"/>
+                <w:szCs w:val="20"/>
+              </w:rPr>
+              <w:t xml:space="preserve">Key Concepts:</w:t>
+            </w:r>
+            <w:r>
+              <w:rPr>
+                <w:rFonts w:ascii="Arial" w:cs="Arial" w:eastAsia="Arial" w:hAnsi="Arial"/>
+                <w:sz w:val="20"/>
+                <w:szCs w:val="20"/>
+              </w:rPr>
+              <w:br/>
+              <w:t xml:space="preserve"/>
+            </w:r>
+            <w:r>
+              <w:rPr>
+                <w:rFonts w:ascii="Arial" w:cs="Arial" w:eastAsia="Arial" w:hAnsi="Arial"/>
+                <w:b w:val="false"/>
+                <w:bCs w:val="false"/>
+                <w:i w:val="false"/>
+                <w:iCs w:val="false"/>
+                <w:color w:val="000000"/>
+                <w:sz w:val="20"/>
+                <w:szCs w:val="20"/>
+              </w:rPr>
+              <w:t xml:space="preserve">    • Does the output type match what the next function expects?</w:t>
+            </w:r>
+            <w:r>
+              <w:rPr>
+                <w:rFonts w:ascii="Arial" w:cs="Arial" w:eastAsia="Arial" w:hAnsi="Arial"/>
+                <w:sz w:val="20"/>
+                <w:szCs w:val="20"/>
+              </w:rPr>
+              <w:br/>
+              <w:t xml:space="preserve"/>
+            </w:r>
+            <w:r>
+              <w:rPr>
+                <w:rFonts w:ascii="Arial" w:cs="Arial" w:eastAsia="Arial" w:hAnsi="Arial"/>
+                <w:b w:val="false"/>
+                <w:bCs w:val="false"/>
+                <w:i w:val="false"/>
+                <w:iCs w:val="false"/>
+                <w:color w:val="000000"/>
+                <w:sz w:val="20"/>
+                <w:szCs w:val="20"/>
+              </w:rPr>
+              <w:t xml:space="preserve">    • Have you tested this integration point?</w:t>
+            </w:r>
+            <w:r>
+              <w:rPr>
+                <w:rFonts w:ascii="Arial" w:cs="Arial" w:eastAsia="Arial" w:hAnsi="Arial"/>
+                <w:sz w:val="20"/>
+                <w:szCs w:val="20"/>
+              </w:rPr>
+              <w:br/>
+              <w:t xml:space="preserve"/>
+            </w:r>
+            <w:r>
+              <w:rPr>
+                <w:rFonts w:ascii="Arial" w:cs="Arial" w:eastAsia="Arial" w:hAnsi="Arial"/>
+                <w:b w:val="false"/>
+                <w:bCs w:val="false"/>
+                <w:i w:val="false"/>
+                <w:iCs w:val="false"/>
+                <w:color w:val="000000"/>
+                <w:sz w:val="20"/>
+                <w:szCs w:val="20"/>
+              </w:rPr>
+              <w:t xml:space="preserve">    • All input functions working</w:t>
+            </w:r>
+            <w:r>
+              <w:rPr>
+                <w:rFonts w:ascii="Arial" w:cs="Arial" w:eastAsia="Arial" w:hAnsi="Arial"/>
+                <w:sz w:val="20"/>
+                <w:szCs w:val="20"/>
+              </w:rPr>
+              <w:br/>
+              <w:t xml:space="preserve"/>
+            </w:r>
+            <w:r>
+              <w:rPr>
+                <w:rFonts w:ascii="Arial" w:cs="Arial" w:eastAsia="Arial" w:hAnsi="Arial"/>
+                <w:b w:val="false"/>
+                <w:bCs w:val="false"/>
+                <w:i w:val="false"/>
+                <w:iCs w:val="false"/>
+                <w:color w:val="000000"/>
+                <w:sz w:val="20"/>
+                <w:szCs w:val="20"/>
+              </w:rPr>
+              <w:t xml:space="preserve">    • Time to code: calculate, grade assign, display</w:t>
+            </w:r>
+            <w:r>
+              <w:rPr>
+                <w:rFonts w:ascii="Arial" w:cs="Arial" w:eastAsia="Arial" w:hAnsi="Arial"/>
+                <w:sz w:val="20"/>
+                <w:szCs w:val="20"/>
+              </w:rPr>
+              <w:br/>
+              <w:t xml:space="preserve"/>
+            </w:r>
+            <w:r>
+              <w:rPr>
+                <w:rFonts w:ascii="Arial" w:cs="Arial" w:eastAsia="Arial" w:hAnsi="Arial"/>
+                <w:b w:val="false"/>
+                <w:bCs w:val="false"/>
+                <w:i w:val="false"/>
+                <w:iCs w:val="false"/>
+                <w:color w:val="000000"/>
+                <w:sz w:val="20"/>
+                <w:szCs w:val="20"/>
+              </w:rPr>
+              <w:t xml:space="preserve">    • Fix them first thing</w:t>
+            </w:r>
+            <w:r>
+              <w:rPr>
+                <w:rFonts w:ascii="Arial" w:cs="Arial" w:eastAsia="Arial" w:hAnsi="Arial"/>
+                <w:sz w:val="20"/>
+                <w:szCs w:val="20"/>
+              </w:rPr>
+              <w:br/>
+              <w:t xml:space="preserve"/>
+            </w:r>
+            <w:r>
+              <w:rPr>
+                <w:rFonts w:ascii="Arial" w:cs="Arial" w:eastAsia="Arial" w:hAnsi="Arial"/>
+                <w:b w:val="false"/>
+                <w:bCs w:val="false"/>
+                <w:i w:val="false"/>
+                <w:iCs w:val="false"/>
+                <w:color w:val="000000"/>
+                <w:sz w:val="20"/>
+                <w:szCs w:val="20"/>
+              </w:rPr>
+              <w:t xml:space="preserve">    • Don't build on broken code</w:t>
+            </w:r>
+            <w:r>
+              <w:rPr>
+                <w:rFonts w:ascii="Arial" w:cs="Arial" w:eastAsia="Arial" w:hAnsi="Arial"/>
+                <w:sz w:val="20"/>
+                <w:szCs w:val="20"/>
+              </w:rPr>
+              <w:br/>
+              <w:t xml:space="preserve"/>
+            </w:r>
+            <w:r>
+              <w:rPr>
+                <w:rFonts w:ascii="Arial" w:cs="Arial" w:eastAsia="Arial" w:hAnsi="Arial"/>
+                <w:b w:val="false"/>
+                <w:bCs w:val="false"/>
+                <w:i w:val="false"/>
+                <w:iCs w:val="false"/>
+                <w:color w:val="000000"/>
+                <w:sz w:val="20"/>
+                <w:szCs w:val="20"/>
+              </w:rPr>
+              <w:t xml:space="preserve">    • Fresh eyes catch bugs</w:t>
+            </w:r>
+            <w:r>
+              <w:rPr>
+                <w:rFonts w:ascii="Arial" w:cs="Arial" w:eastAsia="Arial" w:hAnsi="Arial"/>
+                <w:sz w:val="20"/>
+                <w:szCs w:val="20"/>
+              </w:rPr>
+              <w:br/>
+              <w:t xml:space="preserve"/>
+            </w:r>
+            <w:r>
+              <w:rPr>
+                <w:rFonts w:ascii="Arial" w:cs="Arial" w:eastAsia="Arial" w:hAnsi="Arial"/>
+                <w:b w:val="false"/>
+                <w:bCs w:val="false"/>
+                <w:i w:val="false"/>
+                <w:iCs w:val="false"/>
+                <w:color w:val="000000"/>
+                <w:sz w:val="20"/>
+                <w:szCs w:val="20"/>
+              </w:rPr>
+              <w:t xml:space="preserve">    • Learn from each other</w:t>
+            </w:r>
+            <w:r>
+              <w:rPr>
+                <w:rFonts w:ascii="Arial" w:cs="Arial" w:eastAsia="Arial" w:hAnsi="Arial"/>
+                <w:sz w:val="20"/>
+                <w:szCs w:val="20"/>
+              </w:rPr>
+              <w:br/>
+              <w:t xml:space="preserve"/>
+            </w:r>
+            <w:r>
+              <w:rPr>
+                <w:rFonts w:ascii="Arial" w:cs="Arial" w:eastAsia="Arial" w:hAnsi="Arial"/>
+                <w:sz w:val="20"/>
+                <w:szCs w:val="20"/>
+              </w:rPr>
+              <w:br/>
+              <w:t xml:space="preserve"/>
+            </w:r>
+            <w:r>
+              <w:rPr>
+                <w:rFonts w:ascii="Arial" w:cs="Arial" w:eastAsia="Arial" w:hAnsi="Arial"/>
+                <w:b/>
+                <w:bCs/>
+                <w:i w:val="false"/>
+                <w:iCs w:val="false"/>
+                <w:color w:val="000000"/>
+                <w:sz w:val="20"/>
+                <w:szCs w:val="20"/>
+              </w:rPr>
+              <w:t xml:space="preserve">Vocabulary: </w:t>
+            </w:r>
+            <w:r>
+              <w:rPr>
+                <w:rFonts w:ascii="Arial" w:cs="Arial" w:eastAsia="Arial" w:hAnsi="Arial"/>
+                <w:b w:val="false"/>
+                <w:bCs w:val="false"/>
+                <w:i w:val="false"/>
+                <w:iCs w:val="false"/>
+                <w:color w:val="000000"/>
+                <w:sz w:val="20"/>
+                <w:szCs w:val="20"/>
+              </w:rPr>
+              <w:t xml:space="preserve">Data Flow Example, Check at each step, If Day 157 went well, If you found bugs in Day 157, Benefits</w:t>
+            </w:r>
+            <w:r>
+              <w:rPr>
+                <w:rFonts w:ascii="Arial" w:cs="Arial" w:eastAsia="Arial" w:hAnsi="Arial"/>
+                <w:sz w:val="20"/>
+                <w:szCs w:val="20"/>
+              </w:rPr>
+              <w:br/>
+              <w:t xml:space="preserve"/>
+            </w:r>
+            <w:r>
+              <w:rPr>
+                <w:rFonts w:ascii="Arial" w:cs="Arial" w:eastAsia="Arial" w:hAnsi="Arial"/>
+                <w:sz w:val="20"/>
+                <w:szCs w:val="20"/>
+              </w:rPr>
+              <w:br/>
+              <w:t xml:space="preserve"/>
+            </w:r>
+            <w:r>
+              <w:rPr>
+                <w:rFonts w:ascii="Arial" w:cs="Arial" w:eastAsia="Arial" w:hAnsi="Arial"/>
+                <w:b/>
+                <w:bCs/>
+                <w:i/>
+                <w:iCs/>
+                <w:color w:val="555555"/>
+                <w:sz w:val="20"/>
+                <w:szCs w:val="20"/>
+              </w:rPr>
+              <w:t xml:space="preserve">→ Live Demo — </w:t>
+            </w:r>
+            <w:r>
+              <w:rPr>
+                <w:rFonts w:ascii="Arial" w:cs="Arial" w:eastAsia="Arial" w:hAnsi="Arial"/>
+                <w:b w:val="false"/>
+                <w:bCs w:val="false"/>
+                <w:i/>
+                <w:iCs/>
+                <w:color w:val="555555"/>
+                <w:sz w:val="20"/>
+                <w:szCs w:val="20"/>
+              </w:rPr>
+              <w:t xml:space="preserve">type examples as students follow along in their own editor.</w:t>
+            </w:r>
+            <w:r>
+              <w:rPr>
+                <w:rFonts w:ascii="Arial" w:cs="Arial" w:eastAsia="Arial" w:hAnsi="Arial"/>
+                <w:sz w:val="20"/>
+                <w:szCs w:val="20"/>
+              </w:rPr>
+              <w:br/>
+              <w:t xml:space="preserve"/>
+            </w:r>
+            <w:r>
+              <w:rPr>
+                <w:rFonts w:ascii="Arial" w:cs="Arial" w:eastAsia="Arial" w:hAnsi="Arial"/>
+                <w:b/>
+                <w:bCs/>
+                <w:i/>
+                <w:iCs/>
+                <w:color w:val="555555"/>
+                <w:sz w:val="20"/>
+                <w:szCs w:val="20"/>
+              </w:rPr>
+              <w:t xml:space="preserve">→ Check for Understanding: </w:t>
+            </w:r>
+            <w:r>
+              <w:rPr>
+                <w:rFonts w:ascii="Arial" w:cs="Arial" w:eastAsia="Arial" w:hAnsi="Arial"/>
+                <w:b w:val="false"/>
+                <w:bCs w:val="false"/>
+                <w:i/>
+                <w:iCs/>
+                <w:color w:val="555555"/>
+                <w:sz w:val="20"/>
+                <w:szCs w:val="20"/>
+              </w:rPr>
+              <w:t xml:space="preserve">pause and cold-call: “Can someone explain what we just did in their own words?”</w:t>
             </w:r>
           </w:p>
         </w:tc>
@@ -377,9 +1021,9 @@
               <w:right w:val="single" w:color="CCCCCC" w:sz="1"/>
             </w:tcBorders>
             <w:tcMar>
-              <w:top w:type="dxa" w:w="60"/>
+              <w:top w:type="dxa" w:w="80"/>
               <w:left w:type="dxa" w:w="120"/>
-              <w:bottom w:type="dxa" w:w="60"/>
+              <w:bottom w:type="dxa" w:w="80"/>
               <w:right w:type="dxa" w:w="120"/>
             </w:tcMar>
           </w:tcPr>
@@ -406,20 +1050,90 @@
               <w:right w:val="single" w:color="CCCCCC" w:sz="1"/>
             </w:tcBorders>
             <w:tcMar>
-              <w:top w:type="dxa" w:w="60"/>
+              <w:top w:type="dxa" w:w="80"/>
               <w:left w:type="dxa" w:w="120"/>
-              <w:bottom w:type="dxa" w:w="60"/>
+              <w:bottom w:type="dxa" w:w="80"/>
               <w:right w:type="dxa" w:w="120"/>
             </w:tcMar>
           </w:tcPr>
           <w:p>
-            <w:r>
-              <w:rPr>
-                <w:rFonts w:ascii="Arial" w:cs="Arial" w:eastAsia="Arial" w:hAnsi="Arial"/>
-                <w:sz w:val="20"/>
-                <w:szCs w:val="20"/>
+            <w:pPr>
+              <w:spacing w:after="80" w:before="80"/>
+            </w:pPr>
+            <w:r>
+              <w:rPr>
+                <w:rFonts w:ascii="Arial" w:cs="Arial" w:eastAsia="Arial" w:hAnsi="Arial"/>
+                <w:b/>
+                <w:bCs/>
+                <w:i w:val="false"/>
+                <w:iCs w:val="false"/>
+                <w:color w:val="000000"/>
+                <w:sz w:val="22"/>
+                <w:szCs w:val="22"/>
               </w:rPr>
               <w:t xml:space="preserve">Guided Practice</w:t>
+            </w:r>
+            <w:r>
+              <w:rPr>
+                <w:rFonts w:ascii="Arial" w:cs="Arial" w:eastAsia="Arial" w:hAnsi="Arial"/>
+                <w:sz w:val="20"/>
+                <w:szCs w:val="20"/>
+              </w:rPr>
+              <w:br/>
+              <w:t xml:space="preserve"/>
+            </w:r>
+            <w:r>
+              <w:rPr>
+                <w:rFonts w:ascii="Arial" w:cs="Arial" w:eastAsia="Arial" w:hAnsi="Arial"/>
+                <w:sz w:val="20"/>
+                <w:szCs w:val="20"/>
+              </w:rPr>
+              <w:br/>
+              <w:t xml:space="preserve"/>
+            </w:r>
+            <w:r>
+              <w:rPr>
+                <w:rFonts w:ascii="Arial" w:cs="Arial" w:eastAsia="Arial" w:hAnsi="Arial"/>
+                <w:b w:val="false"/>
+                <w:bCs w:val="false"/>
+                <w:i w:val="false"/>
+                <w:iCs w:val="false"/>
+                <w:color w:val="000000"/>
+                <w:sz w:val="20"/>
+                <w:szCs w:val="20"/>
+              </w:rPr>
+              <w:t xml:space="preserve">9:00 - 9:10: Check-In</w:t>
+            </w:r>
+            <w:r>
+              <w:rPr>
+                <w:rFonts w:ascii="Arial" w:cs="Arial" w:eastAsia="Arial" w:hAnsi="Arial"/>
+                <w:sz w:val="20"/>
+                <w:szCs w:val="20"/>
+              </w:rPr>
+              <w:br/>
+              <w:t xml:space="preserve"/>
+            </w:r>
+            <w:r>
+              <w:rPr>
+                <w:rFonts w:ascii="Arial" w:cs="Arial" w:eastAsia="Arial" w:hAnsi="Arial"/>
+                <w:sz w:val="20"/>
+                <w:szCs w:val="20"/>
+              </w:rPr>
+              <w:br/>
+              <w:t xml:space="preserve"/>
+            </w:r>
+            <w:r>
+              <w:rPr>
+                <w:rFonts w:ascii="Arial" w:cs="Arial" w:eastAsia="Arial" w:hAnsi="Arial"/>
+                <w:b w:val="false"/>
+                <w:bCs w:val="false"/>
+                <w:i/>
+                <w:iCs/>
+                <w:color w:val="555555"/>
+                <w:sz w:val="20"/>
+                <w:szCs w:val="20"/>
+              </w:rPr>
+              <w:t xml:space="preserve">→ Teacher models — students try alongside, then compare results.</w:t>
             </w:r>
           </w:p>
         </w:tc>
@@ -435,9 +1149,9 @@
               <w:right w:val="single" w:color="CCCCCC" w:sz="1"/>
             </w:tcBorders>
             <w:tcMar>
-              <w:top w:type="dxa" w:w="60"/>
+              <w:top w:type="dxa" w:w="80"/>
               <w:left w:type="dxa" w:w="120"/>
-              <w:bottom w:type="dxa" w:w="60"/>
+              <w:bottom w:type="dxa" w:w="80"/>
               <w:right w:type="dxa" w:w="120"/>
             </w:tcMar>
           </w:tcPr>
@@ -450,7 +1164,7 @@
                 <w:sz w:val="20"/>
                 <w:szCs w:val="20"/>
               </w:rPr>
-              <w:t xml:space="preserve">15-20 min</w:t>
+              <w:t xml:space="preserve">15–20 min</w:t>
             </w:r>
           </w:p>
         </w:tc>
@@ -464,20 +1178,164 @@
               <w:right w:val="single" w:color="CCCCCC" w:sz="1"/>
             </w:tcBorders>
             <w:tcMar>
-              <w:top w:type="dxa" w:w="60"/>
+              <w:top w:type="dxa" w:w="80"/>
               <w:left w:type="dxa" w:w="120"/>
-              <w:bottom w:type="dxa" w:w="60"/>
+              <w:bottom w:type="dxa" w:w="80"/>
               <w:right w:type="dxa" w:w="120"/>
             </w:tcMar>
           </w:tcPr>
           <w:p>
-            <w:r>
-              <w:rPr>
-                <w:rFonts w:ascii="Arial" w:cs="Arial" w:eastAsia="Arial" w:hAnsi="Arial"/>
-                <w:sz w:val="20"/>
-                <w:szCs w:val="20"/>
+            <w:pPr>
+              <w:spacing w:after="80" w:before="80"/>
+            </w:pPr>
+            <w:r>
+              <w:rPr>
+                <w:rFonts w:ascii="Arial" w:cs="Arial" w:eastAsia="Arial" w:hAnsi="Arial"/>
+                <w:b/>
+                <w:bCs/>
+                <w:i w:val="false"/>
+                <w:iCs w:val="false"/>
+                <w:color w:val="000000"/>
+                <w:sz w:val="22"/>
+                <w:szCs w:val="22"/>
               </w:rPr>
               <w:t xml:space="preserve">Independent Practice / Code Along</w:t>
+            </w:r>
+            <w:r>
+              <w:rPr>
+                <w:rFonts w:ascii="Arial" w:cs="Arial" w:eastAsia="Arial" w:hAnsi="Arial"/>
+                <w:sz w:val="20"/>
+                <w:szCs w:val="20"/>
+              </w:rPr>
+              <w:br/>
+              <w:t xml:space="preserve"/>
+            </w:r>
+            <w:r>
+              <w:rPr>
+                <w:rFonts w:ascii="Arial" w:cs="Arial" w:eastAsia="Arial" w:hAnsi="Arial"/>
+                <w:b/>
+                <w:bCs/>
+                <w:i w:val="false"/>
+                <w:iCs w:val="false"/>
+                <w:color w:val="000000"/>
+                <w:sz w:val="20"/>
+                <w:szCs w:val="20"/>
+              </w:rPr>
+              <w:t xml:space="preserve">    Beginner: </w:t>
+            </w:r>
+            <w:r>
+              <w:rPr>
+                <w:rFonts w:ascii="Arial" w:cs="Arial" w:eastAsia="Arial" w:hAnsi="Arial"/>
+                <w:b w:val="false"/>
+                <w:bCs w:val="false"/>
+                <w:i w:val="false"/>
+                <w:iCs w:val="false"/>
+                <w:color w:val="000000"/>
+                <w:sz w:val="20"/>
+                <w:szCs w:val="20"/>
+              </w:rPr>
+              <w:t xml:space="preserve">Data Flow: Write out the data types that flow through your program: Make sure each arrow shows compatible types!</w:t>
+            </w:r>
+            <w:r>
+              <w:rPr>
+                <w:rFonts w:ascii="Arial" w:cs="Arial" w:eastAsia="Arial" w:hAnsi="Arial"/>
+                <w:sz w:val="20"/>
+                <w:szCs w:val="20"/>
+              </w:rPr>
+              <w:br/>
+              <w:t xml:space="preserve"/>
+            </w:r>
+            <w:r>
+              <w:rPr>
+                <w:rFonts w:ascii="Arial" w:cs="Arial" w:eastAsia="Arial" w:hAnsi="Arial"/>
+                <w:b/>
+                <w:bCs/>
+                <w:i w:val="false"/>
+                <w:iCs w:val="false"/>
+                <w:color w:val="000000"/>
+                <w:sz w:val="20"/>
+                <w:szCs w:val="20"/>
+              </w:rPr>
+              <w:t xml:space="preserve">    Intermediate: </w:t>
+            </w:r>
+            <w:r>
+              <w:rPr>
+                <w:rFonts w:ascii="Arial" w:cs="Arial" w:eastAsia="Arial" w:hAnsi="Arial"/>
+                <w:b w:val="false"/>
+                <w:bCs w:val="false"/>
+                <w:i w:val="false"/>
+                <w:iCs w:val="false"/>
+                <w:color w:val="000000"/>
+                <w:sz w:val="20"/>
+                <w:szCs w:val="20"/>
+              </w:rPr>
+              <w:t xml:space="preserve">Edge Cases: What edge cases should you test? - Empty scores list? - Score = 0? - Score = 100? - Boundary grades (89.9 → B or A?)?</w:t>
+            </w:r>
+            <w:r>
+              <w:rPr>
+                <w:rFonts w:ascii="Arial" w:cs="Arial" w:eastAsia="Arial" w:hAnsi="Arial"/>
+                <w:sz w:val="20"/>
+                <w:szCs w:val="20"/>
+              </w:rPr>
+              <w:br/>
+              <w:t xml:space="preserve"/>
+            </w:r>
+            <w:r>
+              <w:rPr>
+                <w:rFonts w:ascii="Arial" w:cs="Arial" w:eastAsia="Arial" w:hAnsi="Arial"/>
+                <w:b/>
+                <w:bCs/>
+                <w:i w:val="false"/>
+                <w:iCs w:val="false"/>
+                <w:color w:val="000000"/>
+                <w:sz w:val="20"/>
+                <w:szCs w:val="20"/>
+              </w:rPr>
+              <w:t xml:space="preserve">    Challenge: </w:t>
+            </w:r>
+            <w:r>
+              <w:rPr>
+                <w:rFonts w:ascii="Arial" w:cs="Arial" w:eastAsia="Arial" w:hAnsi="Arial"/>
+                <w:b w:val="false"/>
+                <w:bCs w:val="false"/>
+                <w:i w:val="false"/>
+                <w:iCs w:val="false"/>
+                <w:color w:val="000000"/>
+                <w:sz w:val="20"/>
+                <w:szCs w:val="20"/>
+              </w:rPr>
+              <w:t xml:space="preserve">Integration Testing: Write a script that tests your entire flow from input to display. --- ## 🎯 Exit Ticket 1. Are all core features coded?…</w:t>
+            </w:r>
+            <w:r>
+              <w:rPr>
+                <w:rFonts w:ascii="Arial" w:cs="Arial" w:eastAsia="Arial" w:hAnsi="Arial"/>
+                <w:sz w:val="20"/>
+                <w:szCs w:val="20"/>
+              </w:rPr>
+              <w:br/>
+              <w:t xml:space="preserve"/>
+            </w:r>
+            <w:r>
+              <w:rPr>
+                <w:rFonts w:ascii="Arial" w:cs="Arial" w:eastAsia="Arial" w:hAnsi="Arial"/>
+                <w:sz w:val="20"/>
+                <w:szCs w:val="20"/>
+              </w:rPr>
+              <w:br/>
+              <w:t xml:space="preserve"/>
+            </w:r>
+            <w:r>
+              <w:rPr>
+                <w:rFonts w:ascii="Arial" w:cs="Arial" w:eastAsia="Arial" w:hAnsi="Arial"/>
+                <w:b w:val="false"/>
+                <w:bCs w:val="false"/>
+                <w:i/>
+                <w:iCs/>
+                <w:color w:val="555555"/>
+                <w:sz w:val="20"/>
+                <w:szCs w:val="20"/>
+              </w:rPr>
+              <w:t xml:space="preserve">→ Teacher circulates — offer hints, check for understanding.</w:t>
             </w:r>
           </w:p>
         </w:tc>
@@ -493,9 +1351,9 @@
               <w:right w:val="single" w:color="CCCCCC" w:sz="1"/>
             </w:tcBorders>
             <w:tcMar>
-              <w:top w:type="dxa" w:w="60"/>
+              <w:top w:type="dxa" w:w="80"/>
               <w:left w:type="dxa" w:w="120"/>
-              <w:bottom w:type="dxa" w:w="60"/>
+              <w:bottom w:type="dxa" w:w="80"/>
               <w:right w:type="dxa" w:w="120"/>
             </w:tcMar>
           </w:tcPr>
@@ -522,20 +1380,90 @@
               <w:right w:val="single" w:color="CCCCCC" w:sz="1"/>
             </w:tcBorders>
             <w:tcMar>
-              <w:top w:type="dxa" w:w="60"/>
+              <w:top w:type="dxa" w:w="80"/>
               <w:left w:type="dxa" w:w="120"/>
-              <w:bottom w:type="dxa" w:w="60"/>
+              <w:bottom w:type="dxa" w:w="80"/>
               <w:right w:type="dxa" w:w="120"/>
             </w:tcMar>
           </w:tcPr>
           <w:p>
-            <w:r>
-              <w:rPr>
-                <w:rFonts w:ascii="Arial" w:cs="Arial" w:eastAsia="Arial" w:hAnsi="Arial"/>
-                <w:sz w:val="20"/>
-                <w:szCs w:val="20"/>
+            <w:pPr>
+              <w:spacing w:after="80" w:before="80"/>
+            </w:pPr>
+            <w:r>
+              <w:rPr>
+                <w:rFonts w:ascii="Arial" w:cs="Arial" w:eastAsia="Arial" w:hAnsi="Arial"/>
+                <w:b/>
+                <w:bCs/>
+                <w:i w:val="false"/>
+                <w:iCs w:val="false"/>
+                <w:color w:val="000000"/>
+                <w:sz w:val="22"/>
+                <w:szCs w:val="22"/>
               </w:rPr>
               <w:t xml:space="preserve">Exit Ticket / Wrap-Up</w:t>
+            </w:r>
+            <w:r>
+              <w:rPr>
+                <w:rFonts w:ascii="Arial" w:cs="Arial" w:eastAsia="Arial" w:hAnsi="Arial"/>
+                <w:sz w:val="20"/>
+                <w:szCs w:val="20"/>
+              </w:rPr>
+              <w:br/>
+              <w:t xml:space="preserve"/>
+            </w:r>
+            <w:r>
+              <w:rPr>
+                <w:rFonts w:ascii="Arial" w:cs="Arial" w:eastAsia="Arial" w:hAnsi="Arial"/>
+                <w:sz w:val="20"/>
+                <w:szCs w:val="20"/>
+              </w:rPr>
+              <w:br/>
+              <w:t xml:space="preserve"/>
+            </w:r>
+            <w:r>
+              <w:rPr>
+                <w:rFonts w:ascii="Arial" w:cs="Arial" w:eastAsia="Arial" w:hAnsi="Arial"/>
+                <w:b w:val="false"/>
+                <w:bCs w:val="false"/>
+                <w:i w:val="false"/>
+                <w:iCs w:val="false"/>
+                <w:color w:val="000000"/>
+                <w:sz w:val="20"/>
+                <w:szCs w:val="20"/>
+              </w:rPr>
+              <w:t xml:space="preserve">Quick Check: Continue building core features, integrate with existing code, and refine the MVP toward a complete solution?</w:t>
+            </w:r>
+            <w:r>
+              <w:rPr>
+                <w:rFonts w:ascii="Arial" w:cs="Arial" w:eastAsia="Arial" w:hAnsi="Arial"/>
+                <w:sz w:val="20"/>
+                <w:szCs w:val="20"/>
+              </w:rPr>
+              <w:br/>
+              <w:t xml:space="preserve"/>
+            </w:r>
+            <w:r>
+              <w:rPr>
+                <w:rFonts w:ascii="Arial" w:cs="Arial" w:eastAsia="Arial" w:hAnsi="Arial"/>
+                <w:sz w:val="20"/>
+                <w:szCs w:val="20"/>
+              </w:rPr>
+              <w:br/>
+              <w:t xml:space="preserve"/>
+            </w:r>
+            <w:r>
+              <w:rPr>
+                <w:rFonts w:ascii="Arial" w:cs="Arial" w:eastAsia="Arial" w:hAnsi="Arial"/>
+                <w:b w:val="false"/>
+                <w:bCs w:val="false"/>
+                <w:i/>
+                <w:iCs/>
+                <w:color w:val="555555"/>
+                <w:sz w:val="20"/>
+                <w:szCs w:val="20"/>
+              </w:rPr>
+              <w:t xml:space="preserve">→ 3–2–1: Name 3 things learned, 2 new vocab words, 1 question you still have.</w:t>
             </w:r>
           </w:p>
         </w:tc>
@@ -1183,7 +2111,7 @@
                 <w:sz w:val="18"/>
                 <w:szCs w:val="18"/>
               </w:rPr>
-              <w:t xml:space="preserve"># TEST IT:</w:t>
+              <w:t xml:space="preserve"> </w:t>
             </w:r>
           </w:p>
           <w:p>
@@ -1305,19 +2233,6 @@
               <w:right w:type="dxa" w:w="160"/>
             </w:tcMar>
           </w:tcPr>
-          <w:p>
-            <w:pPr>
-              <w:spacing w:after="20"/>
-            </w:pPr>
-            <w:r>
-              <w:rPr>
-                <w:rFonts w:ascii="Courier New" w:cs="Courier New" w:eastAsia="Courier New" w:hAnsi="Courier New"/>
-                <w:sz w:val="18"/>
-                <w:szCs w:val="18"/>
-              </w:rPr>
-              <w:t xml:space="preserve"># Test the pipeline: input → calculate → display</w:t>
-            </w:r>
-          </w:p>
           <w:p>
             <w:pPr>
               <w:spacing w:after="20"/>

--- a/Coding 1 - year/Unit 7 - Project Development/Daily Lesson Plans/Word/Day 158.docx
+++ b/Coding 1 - year/Unit 7 - Project Development/Daily Lesson Plans/Word/Day 158.docx
@@ -380,7 +380,7 @@
                 <w:sz w:val="20"/>
                 <w:szCs w:val="20"/>
               </w:rPr>
-              <w:t xml:space="preserve">    In your own words: Continue building core features, integrate with existing code, and refine the MVP toward a complete solution?</w:t>
+              <w:t xml:space="preserve">    Think about Core Feature Development — Work Day 2. Where might you use this in a real project, and why would it matter?</w:t>
             </w:r>
             <w:r>
               <w:rPr>
@@ -477,7 +477,7 @@
                 <w:sz w:val="20"/>
                 <w:szCs w:val="20"/>
               </w:rPr>
-              <w:t xml:space="preserve">Today's Goal: By the end of class you will be able to continue building core features, integrate with existing code, and refine the MVP toward a complete solution.</w:t>
+              <w:t xml:space="preserve">Today’s Goal: By the end of class you will be able to continue building core features, integrate with existing code, and refine the MVP toward a complete solution.</w:t>
             </w:r>
             <w:r>
               <w:rPr>
@@ -1432,7 +1432,7 @@
                 <w:sz w:val="20"/>
                 <w:szCs w:val="20"/>
               </w:rPr>
-              <w:t xml:space="preserve">Quick Check: Continue building core features, integrate with existing code, and refine the MVP toward a complete solution?</w:t>
+              <w:t xml:space="preserve">What is one important thing you learned about Core Feature Development — Work Day 2 today? How would you explain it to someone?</w:t>
             </w:r>
             <w:r>
               <w:rPr>

--- a/Coding 1 - year/Unit 7 - Project Development/Daily Lesson Plans/Word/Day 158.docx
+++ b/Coding 1 - year/Unit 7 - Project Development/Daily Lesson Plans/Word/Day 158.docx
@@ -1304,7 +1304,7 @@
                 <w:sz w:val="20"/>
                 <w:szCs w:val="20"/>
               </w:rPr>
-              <w:t xml:space="preserve">Integration Testing: Write a script that tests your entire flow from input to display. --- ## 🎯 Exit Ticket 1. Are all core features coded?…</w:t>
+              <w:t xml:space="preserve">Integration Testing: Write a script that tests your entire flow from input to display. ---</w:t>
             </w:r>
             <w:r>
               <w:rPr>
@@ -3498,7 +3498,7 @@
           <w:sz w:val="20"/>
           <w:szCs w:val="20"/>
         </w:rPr>
-        <w:t xml:space="preserve">Integration Testing: Write a script that tests your entire flow from input to display. --- ## 🎯 Exit Ticket 1. Are all core features coded? 2. Do they work together without errors? 3. Are you ready for code review (Day 159)? (Commit your integrated code!) --- ## Sprint 1 Progress (Days 156–158) - D</w:t>
+        <w:t xml:space="preserve">Integration Testing: Write a script that tests your entire flow from input to display. ---</w:t>
       </w:r>
     </w:p>
     <w:p>
